--- a/docs/04_ECMAScript_기초.docx
+++ b/docs/04_ECMAScript_기초.docx
@@ -21880,7 +21880,7 @@
         <w:rPr>
           <w:rtl w:val="0"/>
         </w:rPr>
-        <w:t xml:space="preserve">빌드 도구 없이 모듈을 쓰려면 script 태그에 type="module" 을 붙여야 합니다.</w:t>
+        <w:t xml:space="preserve">빌드 도구 없이 모듈을 쓰려면 script 태그에 type="module" 을 붙여야 합니다. import 와 export 가 동작하려면 반드시 있어야 하는 속성입니다.</w:t>
       </w:r>
     </w:p>
     <w:p>
@@ -21921,88 +21921,1589 @@
     </w:p>
     <w:p>
       <w:pPr>
-        <w:pBdr>
-          <w:left w:color="c0504d" w:space="8" w:sz="20" w:val="single"/>
-        </w:pBdr>
-        <w:shd w:fill="fceaea" w:val="clear"/>
-        <w:spacing w:after="40" w:before="160" w:line="290" w:lineRule="auto"/>
-        <w:ind w:left="150" w:right="150" w:firstLine="0"/>
-        <w:rPr/>
-      </w:pPr>
-      <w:r>
-        <w:rPr>
-          <w:b w:val="1"/>
-          <w:bCs w:val="1"/>
-          <w:color w:val="9c2d2d"/>
+        <w:spacing w:after="80"/>
+      </w:pPr>
+      <w:r>
+        <w:t>type 을 적지 않은 script 를 브라우저는 고전 스크립트(classic script)로 읽습니다. type="module" 을 적으면 모듈(module)로 읽습니다. 이 한 글자 차이로 달라지는 것이 생각보다 많습니다.</w:t>
+      </w:r>
+    </w:p>
+    <w:tbl>
+      <w:tblPr>
+        <w:tblW w:w="9000" w:type="dxa"/>
+        <w:tblBorders>
+          <w:top w:val="single" w:sz="4" w:space="0" w:color="auto"/>
+          <w:left w:val="single" w:sz="4" w:space="0" w:color="auto"/>
+          <w:bottom w:val="single" w:sz="4" w:space="0" w:color="auto"/>
+          <w:right w:val="single" w:sz="4" w:space="0" w:color="auto"/>
+          <w:insideH w:val="single" w:sz="4" w:space="0" w:color="auto"/>
+          <w:insideV w:val="single" w:sz="4" w:space="0" w:color="auto"/>
+        </w:tblBorders>
+        <w:tblCellMar>
+          <w:left w:w="10" w:type="dxa"/>
+          <w:right w:w="10" w:type="dxa"/>
+        </w:tblCellMar>
+        <w:tblLook w:val="04A0" w:firstRow="1" w:lastRow="0" w:firstColumn="1" w:lastColumn="0" w:noHBand="0" w:noVBand="1"/>
+      </w:tblPr>
+      <w:tblGrid>
+        <w:gridCol w:w="2300"/>
+        <w:gridCol w:w="3300"/>
+        <w:gridCol w:w="3400"/>
+      </w:tblGrid>
+      <w:tr>
+        <w:trPr>
+          <w:cantSplit/>
+          <w:tblHeader/>
+        </w:trPr>
+        <w:tc>
+          <w:tcPr>
+            <w:tcW w:w="2300" w:type="dxa"/>
+            <w:shd w:val="clear" w:color="auto" w:fill="DCE6F1"/>
+            <w:tcMar>
+              <w:top w:w="60" w:type="dxa"/>
+              <w:left w:w="90" w:type="dxa"/>
+              <w:bottom w:w="60" w:type="dxa"/>
+              <w:right w:w="90" w:type="dxa"/>
+            </w:tcMar>
+          </w:tcPr>
+          <w:p>
+            <w:pPr>
+              <w:spacing w:after="0" w:line="240" w:lineRule="auto"/>
+            </w:pPr>
+            <w:r>
+              <w:rPr>
+                <w:b/>
+                <w:sz w:val="18"/>
+              </w:rPr>
+              <w:t xml:space="preserve">무엇이</w:t>
+            </w:r>
+          </w:p>
+        </w:tc>
+        <w:tc>
+          <w:tcPr>
+            <w:tcW w:w="3300" w:type="dxa"/>
+            <w:shd w:val="clear" w:color="auto" w:fill="DCE6F1"/>
+            <w:tcMar>
+              <w:top w:w="60" w:type="dxa"/>
+              <w:left w:w="90" w:type="dxa"/>
+              <w:bottom w:w="60" w:type="dxa"/>
+              <w:right w:w="90" w:type="dxa"/>
+            </w:tcMar>
+          </w:tcPr>
+          <w:p>
+            <w:pPr>
+              <w:spacing w:after="0" w:line="240" w:lineRule="auto"/>
+            </w:pPr>
+            <w:r>
+              <w:rPr>
+                <w:b/>
+                <w:sz w:val="18"/>
+              </w:rPr>
+              <w:t xml:space="preserve">type 없는 script</w:t>
+            </w:r>
+          </w:p>
+        </w:tc>
+        <w:tc>
+          <w:tcPr>
+            <w:tcW w:w="3400" w:type="dxa"/>
+            <w:shd w:val="clear" w:color="auto" w:fill="DCE6F1"/>
+            <w:tcMar>
+              <w:top w:w="60" w:type="dxa"/>
+              <w:left w:w="90" w:type="dxa"/>
+              <w:bottom w:w="60" w:type="dxa"/>
+              <w:right w:w="90" w:type="dxa"/>
+            </w:tcMar>
+          </w:tcPr>
+          <w:p>
+            <w:pPr>
+              <w:spacing w:after="0" w:line="240" w:lineRule="auto"/>
+            </w:pPr>
+            <w:r>
+              <w:rPr>
+                <w:b/>
+                <w:sz w:val="18"/>
+              </w:rPr>
+              <w:t xml:space="preserve">type="module"</w:t>
+            </w:r>
+          </w:p>
+        </w:tc>
+      </w:tr>
+      <w:tr>
+        <w:trPr>
+          <w:cantSplit/>
+        </w:trPr>
+        <w:tc>
+          <w:tcPr>
+            <w:tcW w:w="2300" w:type="dxa"/>
+            <w:tcMar>
+              <w:top w:w="60" w:type="dxa"/>
+              <w:left w:w="90" w:type="dxa"/>
+              <w:bottom w:w="60" w:type="dxa"/>
+              <w:right w:w="90" w:type="dxa"/>
+            </w:tcMar>
+          </w:tcPr>
+          <w:p>
+            <w:pPr>
+              <w:spacing w:after="0" w:line="240" w:lineRule="auto"/>
+            </w:pPr>
+            <w:r>
+              <w:rPr>
+                <w:sz w:val="18"/>
+              </w:rPr>
+              <w:t xml:space="preserve">import · export</w:t>
+            </w:r>
+          </w:p>
+        </w:tc>
+        <w:tc>
+          <w:tcPr>
+            <w:tcW w:w="3300" w:type="dxa"/>
+            <w:tcMar>
+              <w:top w:w="60" w:type="dxa"/>
+              <w:left w:w="90" w:type="dxa"/>
+              <w:bottom w:w="60" w:type="dxa"/>
+              <w:right w:w="90" w:type="dxa"/>
+            </w:tcMar>
+          </w:tcPr>
+          <w:p>
+            <w:pPr>
+              <w:spacing w:after="0" w:line="240" w:lineRule="auto"/>
+            </w:pPr>
+            <w:r>
+              <w:rPr>
+                <w:sz w:val="18"/>
+              </w:rPr>
+              <w:t xml:space="preserve">문법 오류가 난다</w:t>
+            </w:r>
+          </w:p>
+        </w:tc>
+        <w:tc>
+          <w:tcPr>
+            <w:tcW w:w="3400" w:type="dxa"/>
+            <w:tcMar>
+              <w:top w:w="60" w:type="dxa"/>
+              <w:left w:w="90" w:type="dxa"/>
+              <w:bottom w:w="60" w:type="dxa"/>
+              <w:right w:w="90" w:type="dxa"/>
+            </w:tcMar>
+          </w:tcPr>
+          <w:p>
+            <w:pPr>
+              <w:spacing w:after="0" w:line="240" w:lineRule="auto"/>
+            </w:pPr>
+            <w:r>
+              <w:rPr>
+                <w:sz w:val="18"/>
+              </w:rPr>
+              <w:t xml:space="preserve">쓸 수 있다</w:t>
+            </w:r>
+          </w:p>
+        </w:tc>
+      </w:tr>
+      <w:tr>
+        <w:trPr>
+          <w:cantSplit/>
+        </w:trPr>
+        <w:tc>
+          <w:tcPr>
+            <w:tcW w:w="2300" w:type="dxa"/>
+            <w:tcMar>
+              <w:top w:w="60" w:type="dxa"/>
+              <w:left w:w="90" w:type="dxa"/>
+              <w:bottom w:w="60" w:type="dxa"/>
+              <w:right w:w="90" w:type="dxa"/>
+            </w:tcMar>
+          </w:tcPr>
+          <w:p>
+            <w:pPr>
+              <w:spacing w:after="0" w:line="240" w:lineRule="auto"/>
+            </w:pPr>
+            <w:r>
+              <w:rPr>
+                <w:sz w:val="18"/>
+              </w:rPr>
+              <w:t xml:space="preserve">최상위 변수·함수</w:t>
+            </w:r>
+          </w:p>
+        </w:tc>
+        <w:tc>
+          <w:tcPr>
+            <w:tcW w:w="3300" w:type="dxa"/>
+            <w:tcMar>
+              <w:top w:w="60" w:type="dxa"/>
+              <w:left w:w="90" w:type="dxa"/>
+              <w:bottom w:w="60" w:type="dxa"/>
+              <w:right w:w="90" w:type="dxa"/>
+            </w:tcMar>
+          </w:tcPr>
+          <w:p>
+            <w:pPr>
+              <w:spacing w:after="0" w:line="240" w:lineRule="auto"/>
+            </w:pPr>
+            <w:r>
+              <w:rPr>
+                <w:sz w:val="18"/>
+              </w:rPr>
+              <w:t xml:space="preserve">window 에 올라간다</w:t>
+            </w:r>
+          </w:p>
+        </w:tc>
+        <w:tc>
+          <w:tcPr>
+            <w:tcW w:w="3400" w:type="dxa"/>
+            <w:tcMar>
+              <w:top w:w="60" w:type="dxa"/>
+              <w:left w:w="90" w:type="dxa"/>
+              <w:bottom w:w="60" w:type="dxa"/>
+              <w:right w:w="90" w:type="dxa"/>
+            </w:tcMar>
+          </w:tcPr>
+          <w:p>
+            <w:pPr>
+              <w:spacing w:after="0" w:line="240" w:lineRule="auto"/>
+            </w:pPr>
+            <w:r>
+              <w:rPr>
+                <w:sz w:val="18"/>
+              </w:rPr>
+              <w:t xml:space="preserve">그 파일 안에만 있다</w:t>
+            </w:r>
+          </w:p>
+        </w:tc>
+      </w:tr>
+      <w:tr>
+        <w:trPr>
+          <w:cantSplit/>
+        </w:trPr>
+        <w:tc>
+          <w:tcPr>
+            <w:tcW w:w="2300" w:type="dxa"/>
+            <w:tcMar>
+              <w:top w:w="60" w:type="dxa"/>
+              <w:left w:w="90" w:type="dxa"/>
+              <w:bottom w:w="60" w:type="dxa"/>
+              <w:right w:w="90" w:type="dxa"/>
+            </w:tcMar>
+          </w:tcPr>
+          <w:p>
+            <w:pPr>
+              <w:spacing w:after="0" w:line="240" w:lineRule="auto"/>
+            </w:pPr>
+            <w:r>
+              <w:rPr>
+                <w:sz w:val="18"/>
+              </w:rPr>
+              <w:t xml:space="preserve">실행 시점</w:t>
+            </w:r>
+          </w:p>
+        </w:tc>
+        <w:tc>
+          <w:tcPr>
+            <w:tcW w:w="3300" w:type="dxa"/>
+            <w:tcMar>
+              <w:top w:w="60" w:type="dxa"/>
+              <w:left w:w="90" w:type="dxa"/>
+              <w:bottom w:w="60" w:type="dxa"/>
+              <w:right w:w="90" w:type="dxa"/>
+            </w:tcMar>
+          </w:tcPr>
+          <w:p>
+            <w:pPr>
+              <w:spacing w:after="0" w:line="240" w:lineRule="auto"/>
+            </w:pPr>
+            <w:r>
+              <w:rPr>
+                <w:sz w:val="18"/>
+              </w:rPr>
+              <w:t xml:space="preserve">태그를 만나는 즉시</w:t>
+            </w:r>
+          </w:p>
+        </w:tc>
+        <w:tc>
+          <w:tcPr>
+            <w:tcW w:w="3400" w:type="dxa"/>
+            <w:tcMar>
+              <w:top w:w="60" w:type="dxa"/>
+              <w:left w:w="90" w:type="dxa"/>
+              <w:bottom w:w="60" w:type="dxa"/>
+              <w:right w:w="90" w:type="dxa"/>
+            </w:tcMar>
+          </w:tcPr>
+          <w:p>
+            <w:pPr>
+              <w:spacing w:after="0" w:line="240" w:lineRule="auto"/>
+            </w:pPr>
+            <w:r>
+              <w:rPr>
+                <w:sz w:val="18"/>
+              </w:rPr>
+              <w:t xml:space="preserve">HTML 을 다 읽은 뒤</w:t>
+            </w:r>
+          </w:p>
+        </w:tc>
+      </w:tr>
+      <w:tr>
+        <w:trPr>
+          <w:cantSplit/>
+        </w:trPr>
+        <w:tc>
+          <w:tcPr>
+            <w:tcW w:w="2300" w:type="dxa"/>
+            <w:tcMar>
+              <w:top w:w="60" w:type="dxa"/>
+              <w:left w:w="90" w:type="dxa"/>
+              <w:bottom w:w="60" w:type="dxa"/>
+              <w:right w:w="90" w:type="dxa"/>
+            </w:tcMar>
+          </w:tcPr>
+          <w:p>
+            <w:pPr>
+              <w:spacing w:after="0" w:line="240" w:lineRule="auto"/>
+            </w:pPr>
+            <w:r>
+              <w:rPr>
+                <w:sz w:val="18"/>
+              </w:rPr>
+              <w:t xml:space="preserve">strict mode</w:t>
+            </w:r>
+          </w:p>
+        </w:tc>
+        <w:tc>
+          <w:tcPr>
+            <w:tcW w:w="3300" w:type="dxa"/>
+            <w:tcMar>
+              <w:top w:w="60" w:type="dxa"/>
+              <w:left w:w="90" w:type="dxa"/>
+              <w:bottom w:w="60" w:type="dxa"/>
+              <w:right w:w="90" w:type="dxa"/>
+            </w:tcMar>
+          </w:tcPr>
+          <w:p>
+            <w:pPr>
+              <w:spacing w:after="0" w:line="240" w:lineRule="auto"/>
+            </w:pPr>
+            <w:r>
+              <w:rPr>
+                <w:sz w:val="18"/>
+              </w:rPr>
+              <w:t xml:space="preserve">적어야 켜진다</w:t>
+            </w:r>
+          </w:p>
+        </w:tc>
+        <w:tc>
+          <w:tcPr>
+            <w:tcW w:w="3400" w:type="dxa"/>
+            <w:tcMar>
+              <w:top w:w="60" w:type="dxa"/>
+              <w:left w:w="90" w:type="dxa"/>
+              <w:bottom w:w="60" w:type="dxa"/>
+              <w:right w:w="90" w:type="dxa"/>
+            </w:tcMar>
+          </w:tcPr>
+          <w:p>
+            <w:pPr>
+              <w:spacing w:after="0" w:line="240" w:lineRule="auto"/>
+            </w:pPr>
+            <w:r>
+              <w:rPr>
+                <w:sz w:val="18"/>
+              </w:rPr>
+              <w:t xml:space="preserve">언제나 켜져 있다</w:t>
+            </w:r>
+          </w:p>
+        </w:tc>
+      </w:tr>
+      <w:tr>
+        <w:trPr>
+          <w:cantSplit/>
+        </w:trPr>
+        <w:tc>
+          <w:tcPr>
+            <w:tcW w:w="2300" w:type="dxa"/>
+            <w:tcMar>
+              <w:top w:w="60" w:type="dxa"/>
+              <w:left w:w="90" w:type="dxa"/>
+              <w:bottom w:w="60" w:type="dxa"/>
+              <w:right w:w="90" w:type="dxa"/>
+            </w:tcMar>
+          </w:tcPr>
+          <w:p>
+            <w:pPr>
+              <w:spacing w:after="0" w:line="240" w:lineRule="auto"/>
+            </w:pPr>
+            <w:r>
+              <w:rPr>
+                <w:sz w:val="18"/>
+              </w:rPr>
+              <w:t xml:space="preserve">같은 파일을 여러 곳에서</w:t>
+            </w:r>
+          </w:p>
+        </w:tc>
+        <w:tc>
+          <w:tcPr>
+            <w:tcW w:w="3300" w:type="dxa"/>
+            <w:tcMar>
+              <w:top w:w="60" w:type="dxa"/>
+              <w:left w:w="90" w:type="dxa"/>
+              <w:bottom w:w="60" w:type="dxa"/>
+              <w:right w:w="90" w:type="dxa"/>
+            </w:tcMar>
+          </w:tcPr>
+          <w:p>
+            <w:pPr>
+              <w:spacing w:after="0" w:line="240" w:lineRule="auto"/>
+            </w:pPr>
+            <w:r>
+              <w:rPr>
+                <w:sz w:val="18"/>
+              </w:rPr>
+              <w:t xml:space="preserve">요청한 만큼 실행</w:t>
+            </w:r>
+          </w:p>
+        </w:tc>
+        <w:tc>
+          <w:tcPr>
+            <w:tcW w:w="3400" w:type="dxa"/>
+            <w:tcMar>
+              <w:top w:w="60" w:type="dxa"/>
+              <w:left w:w="90" w:type="dxa"/>
+              <w:bottom w:w="60" w:type="dxa"/>
+              <w:right w:w="90" w:type="dxa"/>
+            </w:tcMar>
+          </w:tcPr>
+          <w:p>
+            <w:pPr>
+              <w:spacing w:after="0" w:line="240" w:lineRule="auto"/>
+            </w:pPr>
+            <w:r>
+              <w:rPr>
+                <w:sz w:val="18"/>
+              </w:rPr>
+              <w:t xml:space="preserve">한 번만 실행</w:t>
+            </w:r>
+          </w:p>
+        </w:tc>
+      </w:tr>
+      <w:tr>
+        <w:trPr>
+          <w:cantSplit/>
+        </w:trPr>
+        <w:tc>
+          <w:tcPr>
+            <w:tcW w:w="2300" w:type="dxa"/>
+            <w:tcMar>
+              <w:top w:w="60" w:type="dxa"/>
+              <w:left w:w="90" w:type="dxa"/>
+              <w:bottom w:w="60" w:type="dxa"/>
+              <w:right w:w="90" w:type="dxa"/>
+            </w:tcMar>
+          </w:tcPr>
+          <w:p>
+            <w:pPr>
+              <w:spacing w:after="0" w:line="240" w:lineRule="auto"/>
+            </w:pPr>
+            <w:r>
+              <w:rPr>
+                <w:sz w:val="18"/>
+              </w:rPr>
+              <w:t xml:space="preserve">최상위 this</w:t>
+            </w:r>
+          </w:p>
+        </w:tc>
+        <w:tc>
+          <w:tcPr>
+            <w:tcW w:w="3300" w:type="dxa"/>
+            <w:tcMar>
+              <w:top w:w="60" w:type="dxa"/>
+              <w:left w:w="90" w:type="dxa"/>
+              <w:bottom w:w="60" w:type="dxa"/>
+              <w:right w:w="90" w:type="dxa"/>
+            </w:tcMar>
+          </w:tcPr>
+          <w:p>
+            <w:pPr>
+              <w:spacing w:after="0" w:line="240" w:lineRule="auto"/>
+            </w:pPr>
+            <w:r>
+              <w:rPr>
+                <w:sz w:val="18"/>
+              </w:rPr>
+              <w:t xml:space="preserve">window</w:t>
+            </w:r>
+          </w:p>
+        </w:tc>
+        <w:tc>
+          <w:tcPr>
+            <w:tcW w:w="3400" w:type="dxa"/>
+            <w:tcMar>
+              <w:top w:w="60" w:type="dxa"/>
+              <w:left w:w="90" w:type="dxa"/>
+              <w:bottom w:w="60" w:type="dxa"/>
+              <w:right w:w="90" w:type="dxa"/>
+            </w:tcMar>
+          </w:tcPr>
+          <w:p>
+            <w:pPr>
+              <w:spacing w:after="0" w:line="240" w:lineRule="auto"/>
+            </w:pPr>
+            <w:r>
+              <w:rPr>
+                <w:sz w:val="18"/>
+              </w:rPr>
+              <w:t xml:space="preserve">undefined</w:t>
+            </w:r>
+          </w:p>
+        </w:tc>
+      </w:tr>
+      <w:tr>
+        <w:trPr>
+          <w:cantSplit/>
+        </w:trPr>
+        <w:tc>
+          <w:tcPr>
+            <w:tcW w:w="2300" w:type="dxa"/>
+            <w:tcMar>
+              <w:top w:w="60" w:type="dxa"/>
+              <w:left w:w="90" w:type="dxa"/>
+              <w:bottom w:w="60" w:type="dxa"/>
+              <w:right w:w="90" w:type="dxa"/>
+            </w:tcMar>
+          </w:tcPr>
+          <w:p>
+            <w:pPr>
+              <w:spacing w:after="0" w:line="240" w:lineRule="auto"/>
+            </w:pPr>
+            <w:r>
+              <w:rPr>
+                <w:sz w:val="18"/>
+              </w:rPr>
+              <w:t xml:space="preserve">file:// 로 열기</w:t>
+            </w:r>
+          </w:p>
+        </w:tc>
+        <w:tc>
+          <w:tcPr>
+            <w:tcW w:w="3300" w:type="dxa"/>
+            <w:tcMar>
+              <w:top w:w="60" w:type="dxa"/>
+              <w:left w:w="90" w:type="dxa"/>
+              <w:bottom w:w="60" w:type="dxa"/>
+              <w:right w:w="90" w:type="dxa"/>
+            </w:tcMar>
+          </w:tcPr>
+          <w:p>
+            <w:pPr>
+              <w:spacing w:after="0" w:line="240" w:lineRule="auto"/>
+            </w:pPr>
+            <w:r>
+              <w:rPr>
+                <w:sz w:val="18"/>
+              </w:rPr>
+              <w:t xml:space="preserve">동작한다</w:t>
+            </w:r>
+          </w:p>
+        </w:tc>
+        <w:tc>
+          <w:tcPr>
+            <w:tcW w:w="3400" w:type="dxa"/>
+            <w:tcMar>
+              <w:top w:w="60" w:type="dxa"/>
+              <w:left w:w="90" w:type="dxa"/>
+              <w:bottom w:w="60" w:type="dxa"/>
+              <w:right w:w="90" w:type="dxa"/>
+            </w:tcMar>
+          </w:tcPr>
+          <w:p>
+            <w:pPr>
+              <w:spacing w:after="0" w:line="240" w:lineRule="auto"/>
+            </w:pPr>
+            <w:r>
+              <w:rPr>
+                <w:sz w:val="18"/>
+              </w:rPr>
+              <w:t xml:space="preserve">CORS 오류가 난다</w:t>
+            </w:r>
+          </w:p>
+        </w:tc>
+      </w:tr>
+    </w:tbl>
+    <w:p>
+      <w:pPr>
+        <w:spacing w:after="80"/>
+      </w:pPr>
+    </w:p>
+    <w:p>
+      <w:pPr>
+        <w:spacing w:after="80"/>
+      </w:pPr>
+      <w:r>
+        <w:t>1) import 와 export 를 쓸 수 있습니다.</w:t>
+      </w:r>
+    </w:p>
+    <w:p>
+      <w:pPr>
+        <w:spacing w:after="80"/>
+      </w:pPr>
+      <w:r>
+        <w:t>type="module" 을 붙이는 가장 큰 이유입니다. 고전 스크립트에서는 import 라는 문법 자체가 허용되지 않아, 파일을 읽는 단계에서 바로 오류가 납니다.</w:t>
+      </w:r>
+    </w:p>
+    <w:p>
+      <w:pPr>
+        <w:spacing w:after="80"/>
+      </w:pPr>
+      <w:r>
+        <w:t>2) 최상위에 선언한 이름이 전역(window)에 올라가지 않습니다.</w:t>
+      </w:r>
+    </w:p>
+    <w:p>
+      <w:pPr>
+        <w:spacing w:after="80"/>
+      </w:pPr>
+      <w:r>
+        <w:t>고전 스크립트에서 최상위에 적은 var 와 function 은 곧바로 window 의 속성이 됩니다. 그래서 다른 script 태그에서도 그냥 부를 수 있었습니다. 모듈은 그렇지 않습니다. 최상위에 선언해도 그 파일 안에만 남고, 밖으로 내보내려면 export 해야 합니다.</w:t>
+      </w:r>
+    </w:p>
+    <w:p>
+      <w:pPr>
+        <w:pBdr>
+          <w:left w:val="single" w:sz="12" w:space="6" w:color="B7C3D4"/>
+        </w:pBdr>
+        <w:shd w:val="clear" w:color="auto" w:fill="F2F4F7"/>
+        <w:spacing w:before="120" w:line="250" w:lineRule="auto"/>
+        <w:ind w:left="180" w:right="180"/>
+      </w:pPr>
+      <w:r>
+        <w:rPr>
+          <w:rFonts w:ascii="Consolas" w:eastAsia="Consolas" w:hAnsi="Consolas" w:cs="Consolas"/>
+          <w:sz w:val="17"/>
+        </w:rPr>
+        <w:t xml:space="preserve">&lt;script&gt;</w:t>
+      </w:r>
+    </w:p>
+    <w:p>
+      <w:pPr>
+        <w:pBdr>
+          <w:left w:val="single" w:sz="12" w:space="6" w:color="B7C3D4"/>
+        </w:pBdr>
+        <w:shd w:val="clear" w:color="auto" w:fill="F2F4F7"/>
+        <w:spacing w:line="250" w:lineRule="auto"/>
+        <w:ind w:left="180" w:right="180"/>
+      </w:pPr>
+      <w:r>
+        <w:rPr>
+          <w:rFonts w:ascii="Consolas" w:eastAsia="Consolas" w:hAnsi="Consolas" w:cs="Consolas"/>
+          <w:sz w:val="17"/>
+        </w:rPr>
+        <w:t xml:space="preserve">    function hello() {}          // 고전 스크립트</w:t>
+      </w:r>
+    </w:p>
+    <w:p>
+      <w:pPr>
+        <w:pBdr>
+          <w:left w:val="single" w:sz="12" w:space="6" w:color="B7C3D4"/>
+        </w:pBdr>
+        <w:shd w:val="clear" w:color="auto" w:fill="F2F4F7"/>
+        <w:spacing w:line="250" w:lineRule="auto"/>
+        <w:ind w:left="180" w:right="180"/>
+      </w:pPr>
+      <w:r>
+        <w:rPr>
+          <w:rFonts w:ascii="Consolas" w:eastAsia="Consolas" w:hAnsi="Consolas" w:cs="Consolas"/>
+          <w:sz w:val="17"/>
+        </w:rPr>
+        <w:t xml:space="preserve">&lt;/script&gt;</w:t>
+      </w:r>
+    </w:p>
+    <w:p>
+      <w:pPr>
+        <w:pBdr>
+          <w:left w:val="single" w:sz="12" w:space="6" w:color="B7C3D4"/>
+        </w:pBdr>
+        <w:shd w:val="clear" w:color="auto" w:fill="F2F4F7"/>
+        <w:spacing w:line="250" w:lineRule="auto"/>
+        <w:ind w:left="180" w:right="180"/>
+      </w:pPr>
+      <w:r>
+        <w:rPr>
+          <w:rFonts w:ascii="Consolas" w:eastAsia="Consolas" w:hAnsi="Consolas" w:cs="Consolas"/>
+          <w:sz w:val="17"/>
+        </w:rPr>
+        <w:t xml:space="preserve">&lt;script&gt;</w:t>
+      </w:r>
+    </w:p>
+    <w:p>
+      <w:pPr>
+        <w:pBdr>
+          <w:left w:val="single" w:sz="12" w:space="6" w:color="B7C3D4"/>
+        </w:pBdr>
+        <w:shd w:val="clear" w:color="auto" w:fill="F2F4F7"/>
+        <w:spacing w:line="250" w:lineRule="auto"/>
+        <w:ind w:left="180" w:right="180"/>
+      </w:pPr>
+      <w:r>
+        <w:rPr>
+          <w:rFonts w:ascii="Consolas" w:eastAsia="Consolas" w:hAnsi="Consolas" w:cs="Consolas"/>
+          <w:sz w:val="17"/>
+        </w:rPr>
+        <w:t xml:space="preserve">    hello();                     // 동작한다 (window.hello 가 있다)</w:t>
+      </w:r>
+    </w:p>
+    <w:p>
+      <w:pPr>
+        <w:pBdr>
+          <w:left w:val="single" w:sz="12" w:space="6" w:color="B7C3D4"/>
+        </w:pBdr>
+        <w:shd w:val="clear" w:color="auto" w:fill="F2F4F7"/>
+        <w:spacing w:line="250" w:lineRule="auto"/>
+        <w:ind w:left="180" w:right="180"/>
+      </w:pPr>
+      <w:r>
+        <w:rPr>
+          <w:rFonts w:ascii="Consolas" w:eastAsia="Consolas" w:hAnsi="Consolas" w:cs="Consolas"/>
+          <w:sz w:val="17"/>
+        </w:rPr>
+        <w:t xml:space="preserve">&lt;/script&gt;</w:t>
+      </w:r>
+    </w:p>
+    <w:p>
+      <w:pPr>
+        <w:pBdr>
+          <w:left w:val="single" w:sz="12" w:space="6" w:color="B7C3D4"/>
+        </w:pBdr>
+        <w:shd w:val="clear" w:color="auto" w:fill="F2F4F7"/>
+        <w:spacing w:line="250" w:lineRule="auto"/>
+        <w:ind w:left="180" w:right="180"/>
+      </w:pPr>
+      <w:r>
+        <w:rPr>
+          <w:rFonts w:ascii="Consolas" w:eastAsia="Consolas" w:hAnsi="Consolas" w:cs="Consolas"/>
+          <w:sz w:val="17"/>
+        </w:rPr>
+        <w:t xml:space="preserve"> </w:t>
+      </w:r>
+    </w:p>
+    <w:p>
+      <w:pPr>
+        <w:pBdr>
+          <w:left w:val="single" w:sz="12" w:space="6" w:color="B7C3D4"/>
+        </w:pBdr>
+        <w:shd w:val="clear" w:color="auto" w:fill="F2F4F7"/>
+        <w:spacing w:line="250" w:lineRule="auto"/>
+        <w:ind w:left="180" w:right="180"/>
+      </w:pPr>
+      <w:r>
+        <w:rPr>
+          <w:rFonts w:ascii="Consolas" w:eastAsia="Consolas" w:hAnsi="Consolas" w:cs="Consolas"/>
+          <w:sz w:val="17"/>
+        </w:rPr>
+        <w:t xml:space="preserve">&lt;script type="module"&gt;</w:t>
+      </w:r>
+    </w:p>
+    <w:p>
+      <w:pPr>
+        <w:pBdr>
+          <w:left w:val="single" w:sz="12" w:space="6" w:color="B7C3D4"/>
+        </w:pBdr>
+        <w:shd w:val="clear" w:color="auto" w:fill="F2F4F7"/>
+        <w:spacing w:line="250" w:lineRule="auto"/>
+        <w:ind w:left="180" w:right="180"/>
+      </w:pPr>
+      <w:r>
+        <w:rPr>
+          <w:rFonts w:ascii="Consolas" w:eastAsia="Consolas" w:hAnsi="Consolas" w:cs="Consolas"/>
+          <w:sz w:val="17"/>
+        </w:rPr>
+        <w:t xml:space="preserve">    function hello() {}          // 모듈</w:t>
+      </w:r>
+    </w:p>
+    <w:p>
+      <w:pPr>
+        <w:pBdr>
+          <w:left w:val="single" w:sz="12" w:space="6" w:color="B7C3D4"/>
+        </w:pBdr>
+        <w:shd w:val="clear" w:color="auto" w:fill="F2F4F7"/>
+        <w:spacing w:line="250" w:lineRule="auto"/>
+        <w:ind w:left="180" w:right="180"/>
+      </w:pPr>
+      <w:r>
+        <w:rPr>
+          <w:rFonts w:ascii="Consolas" w:eastAsia="Consolas" w:hAnsi="Consolas" w:cs="Consolas"/>
+          <w:sz w:val="17"/>
+        </w:rPr>
+        <w:t xml:space="preserve">&lt;/script&gt;</w:t>
+      </w:r>
+    </w:p>
+    <w:p>
+      <w:pPr>
+        <w:pBdr>
+          <w:left w:val="single" w:sz="12" w:space="6" w:color="B7C3D4"/>
+        </w:pBdr>
+        <w:shd w:val="clear" w:color="auto" w:fill="F2F4F7"/>
+        <w:spacing w:line="250" w:lineRule="auto"/>
+        <w:ind w:left="180" w:right="180"/>
+      </w:pPr>
+      <w:r>
+        <w:rPr>
+          <w:rFonts w:ascii="Consolas" w:eastAsia="Consolas" w:hAnsi="Consolas" w:cs="Consolas"/>
+          <w:sz w:val="17"/>
+        </w:rPr>
+        <w:t xml:space="preserve">&lt;script type="module"&gt;</w:t>
+      </w:r>
+    </w:p>
+    <w:p>
+      <w:pPr>
+        <w:pBdr>
+          <w:left w:val="single" w:sz="12" w:space="6" w:color="B7C3D4"/>
+        </w:pBdr>
+        <w:shd w:val="clear" w:color="auto" w:fill="F2F4F7"/>
+        <w:spacing w:line="250" w:lineRule="auto"/>
+        <w:ind w:left="180" w:right="180"/>
+      </w:pPr>
+      <w:r>
+        <w:rPr>
+          <w:rFonts w:ascii="Consolas" w:eastAsia="Consolas" w:hAnsi="Consolas" w:cs="Consolas"/>
+          <w:sz w:val="17"/>
+        </w:rPr>
+        <w:t xml:space="preserve">    hello();                     // ReferenceError: hello is not defined</w:t>
+      </w:r>
+    </w:p>
+    <w:p>
+      <w:pPr>
+        <w:pBdr>
+          <w:left w:val="single" w:sz="12" w:space="6" w:color="B7C3D4"/>
+        </w:pBdr>
+        <w:shd w:val="clear" w:color="auto" w:fill="F2F4F7"/>
+        <w:spacing w:after="120" w:line="250" w:lineRule="auto"/>
+        <w:ind w:left="180" w:right="180"/>
+      </w:pPr>
+      <w:r>
+        <w:rPr>
+          <w:rFonts w:ascii="Consolas" w:eastAsia="Consolas" w:hAnsi="Consolas" w:cs="Consolas"/>
+          <w:sz w:val="17"/>
+        </w:rPr>
+        <w:t xml:space="preserve">&lt;/script&gt;</w:t>
+      </w:r>
+    </w:p>
+    <w:p>
+      <w:pPr>
+        <w:spacing w:after="80"/>
+      </w:pPr>
+      <w:r>
+        <w:t>HTML 에 적는 onclick="hello()" 도 그 이름을 window 에서 찾습니다. 그래서 모듈 안의 함수는 onclick 으로 부를 수 없습니다. 코드를 모듈로 옮기면 onclick 을 addEventListener 로 바꾸게 되는 이유가 여기 있습니다.</w:t>
+      </w:r>
+    </w:p>
+    <w:p>
+      <w:pPr>
+        <w:spacing w:after="80"/>
+      </w:pPr>
+      <w:r>
+        <w:t>3) defer 를 붙인 것처럼 동작합니다 — 실행 시점이 다릅니다.</w:t>
+      </w:r>
+    </w:p>
+    <w:p>
+      <w:pPr>
+        <w:spacing w:after="80"/>
+      </w:pPr>
+      <w:r>
+        <w:t>고전 스크립트는 브라우저가 script 태그를 만나는 순간 HTML 읽기를 멈추고 파일을 받아 실행합니다. 그래서 head 에 두면 아직 만들어지지 않은 요소를 getElementById 로 찾지 못해 null 이 나옵니다. 모듈은 파일을 미리 받아 두었다가 HTML 을 다 읽은 뒤에 실행합니다.</w:t>
+      </w:r>
+    </w:p>
+    <w:p>
+      <w:pPr>
+        <w:pBdr>
+          <w:left w:val="single" w:sz="12" w:space="6" w:color="B7C3D4"/>
+        </w:pBdr>
+        <w:shd w:val="clear" w:color="auto" w:fill="F2F4F7"/>
+        <w:spacing w:before="120" w:line="250" w:lineRule="auto"/>
+        <w:ind w:left="180" w:right="180"/>
+      </w:pPr>
+      <w:r>
+        <w:rPr>
+          <w:rFonts w:ascii="Consolas" w:eastAsia="Consolas" w:hAnsi="Consolas" w:cs="Consolas"/>
+          <w:sz w:val="17"/>
+        </w:rPr>
+        <w:t xml:space="preserve">&lt;head&gt;</w:t>
+      </w:r>
+    </w:p>
+    <w:p>
+      <w:pPr>
+        <w:pBdr>
+          <w:left w:val="single" w:sz="12" w:space="6" w:color="B7C3D4"/>
+        </w:pBdr>
+        <w:shd w:val="clear" w:color="auto" w:fill="F2F4F7"/>
+        <w:spacing w:line="250" w:lineRule="auto"/>
+        <w:ind w:left="180" w:right="180"/>
+      </w:pPr>
+      <w:r>
+        <w:rPr>
+          <w:rFonts w:ascii="Consolas" w:eastAsia="Consolas" w:hAnsi="Consolas" w:cs="Consolas"/>
+          <w:sz w:val="17"/>
+        </w:rPr>
+        <w:t xml:space="preserve">    &lt;!-- 고전: 여기서 getElementById 를 하면 null 이 나온다 --&gt;</w:t>
+      </w:r>
+    </w:p>
+    <w:p>
+      <w:pPr>
+        <w:pBdr>
+          <w:left w:val="single" w:sz="12" w:space="6" w:color="B7C3D4"/>
+        </w:pBdr>
+        <w:shd w:val="clear" w:color="auto" w:fill="F2F4F7"/>
+        <w:spacing w:line="250" w:lineRule="auto"/>
+        <w:ind w:left="180" w:right="180"/>
+      </w:pPr>
+      <w:r>
+        <w:rPr>
+          <w:rFonts w:ascii="Consolas" w:eastAsia="Consolas" w:hAnsi="Consolas" w:cs="Consolas"/>
+          <w:sz w:val="17"/>
+        </w:rPr>
+        <w:t xml:space="preserve">    &lt;script src="js/main.js"&gt;&lt;/script&gt;</w:t>
+      </w:r>
+    </w:p>
+    <w:p>
+      <w:pPr>
+        <w:pBdr>
+          <w:left w:val="single" w:sz="12" w:space="6" w:color="B7C3D4"/>
+        </w:pBdr>
+        <w:shd w:val="clear" w:color="auto" w:fill="F2F4F7"/>
+        <w:spacing w:line="250" w:lineRule="auto"/>
+        <w:ind w:left="180" w:right="180"/>
+      </w:pPr>
+      <w:r>
+        <w:rPr>
+          <w:rFonts w:ascii="Consolas" w:eastAsia="Consolas" w:hAnsi="Consolas" w:cs="Consolas"/>
+          <w:sz w:val="17"/>
+        </w:rPr>
+        <w:t xml:space="preserve"> </w:t>
+      </w:r>
+    </w:p>
+    <w:p>
+      <w:pPr>
+        <w:pBdr>
+          <w:left w:val="single" w:sz="12" w:space="6" w:color="B7C3D4"/>
+        </w:pBdr>
+        <w:shd w:val="clear" w:color="auto" w:fill="F2F4F7"/>
+        <w:spacing w:line="250" w:lineRule="auto"/>
+        <w:ind w:left="180" w:right="180"/>
+      </w:pPr>
+      <w:r>
+        <w:rPr>
+          <w:rFonts w:ascii="Consolas" w:eastAsia="Consolas" w:hAnsi="Consolas" w:cs="Consolas"/>
+          <w:sz w:val="17"/>
+        </w:rPr>
+        <w:t xml:space="preserve">    &lt;!-- 모듈: HTML 을 다 읽은 뒤 실행되므로 null 이 아니다 --&gt;</w:t>
+      </w:r>
+    </w:p>
+    <w:p>
+      <w:pPr>
+        <w:pBdr>
+          <w:left w:val="single" w:sz="12" w:space="6" w:color="B7C3D4"/>
+        </w:pBdr>
+        <w:shd w:val="clear" w:color="auto" w:fill="F2F4F7"/>
+        <w:spacing w:line="250" w:lineRule="auto"/>
+        <w:ind w:left="180" w:right="180"/>
+      </w:pPr>
+      <w:r>
+        <w:rPr>
+          <w:rFonts w:ascii="Consolas" w:eastAsia="Consolas" w:hAnsi="Consolas" w:cs="Consolas"/>
+          <w:sz w:val="17"/>
+        </w:rPr>
+        <w:t xml:space="preserve">    &lt;script type="module" src="js/main.js"&gt;&lt;/script&gt;</w:t>
+      </w:r>
+    </w:p>
+    <w:p>
+      <w:pPr>
+        <w:pBdr>
+          <w:left w:val="single" w:sz="12" w:space="6" w:color="B7C3D4"/>
+        </w:pBdr>
+        <w:shd w:val="clear" w:color="auto" w:fill="F2F4F7"/>
+        <w:spacing w:after="120" w:line="250" w:lineRule="auto"/>
+        <w:ind w:left="180" w:right="180"/>
+      </w:pPr>
+      <w:r>
+        <w:rPr>
+          <w:rFonts w:ascii="Consolas" w:eastAsia="Consolas" w:hAnsi="Consolas" w:cs="Consolas"/>
+          <w:sz w:val="17"/>
+        </w:rPr>
+        <w:t xml:space="preserve">&lt;/head&gt;</w:t>
+      </w:r>
+    </w:p>
+    <w:p>
+      <w:pPr>
+        <w:spacing w:after="80"/>
+      </w:pPr>
+      <w:r>
+        <w:t>script 를 body 맨 아래로 내리거나 DOMContentLoaded 를 기다리던 습관이 모듈에서는 필요 없습니다.</w:t>
+      </w:r>
+    </w:p>
+    <w:p>
+      <w:pPr>
+        <w:spacing w:after="80"/>
+      </w:pPr>
+      <w:r>
+        <w:t>4) 언제나 strict mode 입니다.</w:t>
+      </w:r>
+    </w:p>
+    <w:p>
+      <w:pPr>
+        <w:spacing w:after="80"/>
+      </w:pPr>
+      <w:r>
+        <w:t>"use strict" 를 적지 않아도 켜져 있습니다. 선언하지 않은 이름에 값을 넣으면 조용히 전역 변수가 만들어지는 대신 오류가 납니다. 실수를 일찍 잡아 주는 쪽입니다.</w:t>
+      </w:r>
+    </w:p>
+    <w:p>
+      <w:pPr>
+        <w:pBdr>
+          <w:left w:val="single" w:sz="12" w:space="6" w:color="B7C3D4"/>
+        </w:pBdr>
+        <w:shd w:val="clear" w:color="auto" w:fill="F2F4F7"/>
+        <w:spacing w:before="120" w:line="250" w:lineRule="auto"/>
+        <w:ind w:left="180" w:right="180"/>
+      </w:pPr>
+      <w:r>
+        <w:rPr>
+          <w:rFonts w:ascii="Consolas" w:eastAsia="Consolas" w:hAnsi="Consolas" w:cs="Consolas"/>
+          <w:sz w:val="17"/>
+        </w:rPr>
+        <w:t xml:space="preserve">&lt;script type="module"&gt;</w:t>
+      </w:r>
+    </w:p>
+    <w:p>
+      <w:pPr>
+        <w:pBdr>
+          <w:left w:val="single" w:sz="12" w:space="6" w:color="B7C3D4"/>
+        </w:pBdr>
+        <w:shd w:val="clear" w:color="auto" w:fill="F2F4F7"/>
+        <w:spacing w:line="250" w:lineRule="auto"/>
+        <w:ind w:left="180" w:right="180"/>
+      </w:pPr>
+      <w:r>
+        <w:rPr>
+          <w:rFonts w:ascii="Consolas" w:eastAsia="Consolas" w:hAnsi="Consolas" w:cs="Consolas"/>
+          <w:sz w:val="17"/>
+        </w:rPr>
+        <w:t xml:space="preserve">    count = 10;      // ReferenceError: count is not defined</w:t>
+      </w:r>
+    </w:p>
+    <w:p>
+      <w:pPr>
+        <w:pBdr>
+          <w:left w:val="single" w:sz="12" w:space="6" w:color="B7C3D4"/>
+        </w:pBdr>
+        <w:shd w:val="clear" w:color="auto" w:fill="F2F4F7"/>
+        <w:spacing w:after="120" w:line="250" w:lineRule="auto"/>
+        <w:ind w:left="180" w:right="180"/>
+      </w:pPr>
+      <w:r>
+        <w:rPr>
+          <w:rFonts w:ascii="Consolas" w:eastAsia="Consolas" w:hAnsi="Consolas" w:cs="Consolas"/>
+          <w:sz w:val="17"/>
+        </w:rPr>
+        <w:t xml:space="preserve">&lt;/script&gt;</w:t>
+      </w:r>
+    </w:p>
+    <w:p>
+      <w:pPr>
+        <w:spacing w:after="80"/>
+      </w:pPr>
+      <w:r>
+        <w:t>5) 같은 파일은 한 번만 내려받아 한 번만 실행됩니다.</w:t>
+      </w:r>
+    </w:p>
+    <w:p>
+      <w:pPr>
+        <w:spacing w:after="80"/>
+      </w:pPr>
+      <w:r>
+        <w:t>여러 파일이 같은 모듈을 import 해도 브라우저는 그 파일을 한 번만 받아 한 번만 실행하고, 결과를 저장해 두고 나눠 씁니다. 그래서 모듈 최상위에서 만든 객체는 앱 전체가 같은 것을 보게 됩니다.</w:t>
+      </w:r>
+    </w:p>
+    <w:p>
+      <w:pPr>
+        <w:pBdr>
+          <w:left w:val="single" w:sz="12" w:space="6" w:color="B7C3D4"/>
+        </w:pBdr>
+        <w:shd w:val="clear" w:color="auto" w:fill="F2F4F7"/>
+        <w:spacing w:before="120" w:line="250" w:lineRule="auto"/>
+        <w:ind w:left="180" w:right="180"/>
+      </w:pPr>
+      <w:r>
+        <w:rPr>
+          <w:rFonts w:ascii="Consolas" w:eastAsia="Consolas" w:hAnsi="Consolas" w:cs="Consolas"/>
+          <w:sz w:val="17"/>
+        </w:rPr>
+        <w:t xml:space="preserve">// config.js</w:t>
+      </w:r>
+    </w:p>
+    <w:p>
+      <w:pPr>
+        <w:pBdr>
+          <w:left w:val="single" w:sz="12" w:space="6" w:color="B7C3D4"/>
+        </w:pBdr>
+        <w:shd w:val="clear" w:color="auto" w:fill="F2F4F7"/>
+        <w:spacing w:line="250" w:lineRule="auto"/>
+        <w:ind w:left="180" w:right="180"/>
+      </w:pPr>
+      <w:r>
+        <w:rPr>
+          <w:rFonts w:ascii="Consolas" w:eastAsia="Consolas" w:hAnsi="Consolas" w:cs="Consolas"/>
+          <w:sz w:val="17"/>
+        </w:rPr>
+        <w:t xml:space="preserve">console.log("config 실행");</w:t>
+      </w:r>
+    </w:p>
+    <w:p>
+      <w:pPr>
+        <w:pBdr>
+          <w:left w:val="single" w:sz="12" w:space="6" w:color="B7C3D4"/>
+        </w:pBdr>
+        <w:shd w:val="clear" w:color="auto" w:fill="F2F4F7"/>
+        <w:spacing w:line="250" w:lineRule="auto"/>
+        <w:ind w:left="180" w:right="180"/>
+      </w:pPr>
+      <w:r>
+        <w:rPr>
+          <w:rFonts w:ascii="Consolas" w:eastAsia="Consolas" w:hAnsi="Consolas" w:cs="Consolas"/>
+          <w:sz w:val="17"/>
+        </w:rPr>
+        <w:t xml:space="preserve">export const api = { url: "http://localhost:8080" };</w:t>
+      </w:r>
+    </w:p>
+    <w:p>
+      <w:pPr>
+        <w:pBdr>
+          <w:left w:val="single" w:sz="12" w:space="6" w:color="B7C3D4"/>
+        </w:pBdr>
+        <w:shd w:val="clear" w:color="auto" w:fill="F2F4F7"/>
+        <w:spacing w:line="250" w:lineRule="auto"/>
+        <w:ind w:left="180" w:right="180"/>
+      </w:pPr>
+      <w:r>
+        <w:rPr>
+          <w:rFonts w:ascii="Consolas" w:eastAsia="Consolas" w:hAnsi="Consolas" w:cs="Consolas"/>
+          <w:sz w:val="17"/>
+        </w:rPr>
+        <w:t xml:space="preserve"> </w:t>
+      </w:r>
+    </w:p>
+    <w:p>
+      <w:pPr>
+        <w:pBdr>
+          <w:left w:val="single" w:sz="12" w:space="6" w:color="B7C3D4"/>
+        </w:pBdr>
+        <w:shd w:val="clear" w:color="auto" w:fill="F2F4F7"/>
+        <w:spacing w:line="250" w:lineRule="auto"/>
+        <w:ind w:left="180" w:right="180"/>
+      </w:pPr>
+      <w:r>
+        <w:rPr>
+          <w:rFonts w:ascii="Consolas" w:eastAsia="Consolas" w:hAnsi="Consolas" w:cs="Consolas"/>
+          <w:sz w:val="17"/>
+        </w:rPr>
+        <w:t xml:space="preserve">// a.js</w:t>
+      </w:r>
+    </w:p>
+    <w:p>
+      <w:pPr>
+        <w:pBdr>
+          <w:left w:val="single" w:sz="12" w:space="6" w:color="B7C3D4"/>
+        </w:pBdr>
+        <w:shd w:val="clear" w:color="auto" w:fill="F2F4F7"/>
+        <w:spacing w:line="250" w:lineRule="auto"/>
+        <w:ind w:left="180" w:right="180"/>
+      </w:pPr>
+      <w:r>
+        <w:rPr>
+          <w:rFonts w:ascii="Consolas" w:eastAsia="Consolas" w:hAnsi="Consolas" w:cs="Consolas"/>
+          <w:sz w:val="17"/>
+        </w:rPr>
+        <w:t xml:space="preserve">import { api } from "./config.js";</w:t>
+      </w:r>
+    </w:p>
+    <w:p>
+      <w:pPr>
+        <w:pBdr>
+          <w:left w:val="single" w:sz="12" w:space="6" w:color="B7C3D4"/>
+        </w:pBdr>
+        <w:shd w:val="clear" w:color="auto" w:fill="F2F4F7"/>
+        <w:spacing w:line="250" w:lineRule="auto"/>
+        <w:ind w:left="180" w:right="180"/>
+      </w:pPr>
+      <w:r>
+        <w:rPr>
+          <w:rFonts w:ascii="Consolas" w:eastAsia="Consolas" w:hAnsi="Consolas" w:cs="Consolas"/>
+          <w:sz w:val="17"/>
+        </w:rPr>
+        <w:t xml:space="preserve"> </w:t>
+      </w:r>
+    </w:p>
+    <w:p>
+      <w:pPr>
+        <w:pBdr>
+          <w:left w:val="single" w:sz="12" w:space="6" w:color="B7C3D4"/>
+        </w:pBdr>
+        <w:shd w:val="clear" w:color="auto" w:fill="F2F4F7"/>
+        <w:spacing w:line="250" w:lineRule="auto"/>
+        <w:ind w:left="180" w:right="180"/>
+      </w:pPr>
+      <w:r>
+        <w:rPr>
+          <w:rFonts w:ascii="Consolas" w:eastAsia="Consolas" w:hAnsi="Consolas" w:cs="Consolas"/>
+          <w:sz w:val="17"/>
+        </w:rPr>
+        <w:t xml:space="preserve">// b.js</w:t>
+      </w:r>
+    </w:p>
+    <w:p>
+      <w:pPr>
+        <w:pBdr>
+          <w:left w:val="single" w:sz="12" w:space="6" w:color="B7C3D4"/>
+        </w:pBdr>
+        <w:shd w:val="clear" w:color="auto" w:fill="F2F4F7"/>
+        <w:spacing w:line="250" w:lineRule="auto"/>
+        <w:ind w:left="180" w:right="180"/>
+      </w:pPr>
+      <w:r>
+        <w:rPr>
+          <w:rFonts w:ascii="Consolas" w:eastAsia="Consolas" w:hAnsi="Consolas" w:cs="Consolas"/>
+          <w:sz w:val="17"/>
+        </w:rPr>
+        <w:t xml:space="preserve">import { api } from "./config.js";</w:t>
+      </w:r>
+    </w:p>
+    <w:p>
+      <w:pPr>
+        <w:pBdr>
+          <w:left w:val="single" w:sz="12" w:space="6" w:color="B7C3D4"/>
+        </w:pBdr>
+        <w:shd w:val="clear" w:color="auto" w:fill="F2F4F7"/>
+        <w:spacing w:line="250" w:lineRule="auto"/>
+        <w:ind w:left="180" w:right="180"/>
+      </w:pPr>
+      <w:r>
+        <w:rPr>
+          <w:rFonts w:ascii="Consolas" w:eastAsia="Consolas" w:hAnsi="Consolas" w:cs="Consolas"/>
+          <w:sz w:val="17"/>
+        </w:rPr>
+        <w:t xml:space="preserve"> </w:t>
+      </w:r>
+    </w:p>
+    <w:p>
+      <w:pPr>
+        <w:pBdr>
+          <w:left w:val="single" w:sz="12" w:space="6" w:color="B7C3D4"/>
+        </w:pBdr>
+        <w:shd w:val="clear" w:color="auto" w:fill="F2F4F7"/>
+        <w:spacing w:line="250" w:lineRule="auto"/>
+        <w:ind w:left="180" w:right="180"/>
+      </w:pPr>
+      <w:r>
+        <w:rPr>
+          <w:rFonts w:ascii="Consolas" w:eastAsia="Consolas" w:hAnsi="Consolas" w:cs="Consolas"/>
+          <w:sz w:val="17"/>
+        </w:rPr>
+        <w:t xml:space="preserve">// "config 실행" 은 한 번만 찍힌다.</w:t>
+      </w:r>
+    </w:p>
+    <w:p>
+      <w:pPr>
+        <w:pBdr>
+          <w:left w:val="single" w:sz="12" w:space="6" w:color="B7C3D4"/>
+        </w:pBdr>
+        <w:shd w:val="clear" w:color="auto" w:fill="F2F4F7"/>
+        <w:spacing w:after="120" w:line="250" w:lineRule="auto"/>
+        <w:ind w:left="180" w:right="180"/>
+      </w:pPr>
+      <w:r>
+        <w:rPr>
+          <w:rFonts w:ascii="Consolas" w:eastAsia="Consolas" w:hAnsi="Consolas" w:cs="Consolas"/>
+          <w:sz w:val="17"/>
+        </w:rPr>
+        <w:t xml:space="preserve">// a.js 가 본 api 와 b.js 가 본 api 는 같은 객체다.</w:t>
+      </w:r>
+    </w:p>
+    <w:p>
+      <w:pPr>
+        <w:spacing w:after="80"/>
+      </w:pPr>
+      <w:r>
+        <w:t>6) 최상위 this 가 undefined 입니다.</w:t>
+      </w:r>
+    </w:p>
+    <w:p>
+      <w:pPr>
+        <w:spacing w:after="80"/>
+      </w:pPr>
+      <w:r>
+        <w:t>고전 스크립트의 최상위 this 는 window 였습니다. 모듈에서는 undefined 입니다. 전역 객체가 꼭 필요하면 globalThis 를 쓰면 됩니다.</w:t>
+      </w:r>
+    </w:p>
+    <w:p>
+      <w:pPr>
+        <w:spacing w:after="80"/>
+      </w:pPr>
+      <w:r>
+        <w:t>7) http:// 로 열어야 합니다.</w:t>
+      </w:r>
+    </w:p>
+    <w:p>
+      <w:pPr>
+        <w:spacing w:after="80"/>
+      </w:pPr>
+      <w:r>
+        <w:t>모듈을 불러오는 요청에는 CORS 규칙이 적용됩니다. HTML 파일을 탐색기에서 더블클릭해 file:// 로 열면 모듈을 가져오지 못하고 CORS 오류가 납니다. 개발 서버(9장)로 열어야 합니다.</w:t>
+      </w:r>
+    </w:p>
+    <w:p>
+      <w:pPr>
+        <w:spacing w:after="80"/>
+      </w:pPr>
+      <w:r>
+        <w:t>경로를 적는 규칙도 다릅니다. 브라우저에서 직접 모듈을 쓸 때는 ./ 또는 / 로 시작하고 확장자 .js 까지 적어야 합니다. import { api } from "config" 처럼 이름만 적으면 브라우저가 어느 파일인지 알지 못합니다. Vite 같은 빌드 도구를 쓰면 이 규칙을 도구가 대신 풀어 줍니다.</w:t>
+      </w:r>
+    </w:p>
+    <w:p>
+      <w:pPr>
+        <w:pBdr>
+          <w:left w:val="single" w:sz="12" w:space="6" w:color="B7C3D4"/>
+        </w:pBdr>
+        <w:shd w:val="clear" w:color="auto" w:fill="F2F4F7"/>
+        <w:spacing w:before="120" w:line="250" w:lineRule="auto"/>
+        <w:ind w:left="180" w:right="180"/>
+      </w:pPr>
+      <w:r>
+        <w:rPr>
+          <w:rFonts w:ascii="Consolas" w:eastAsia="Consolas" w:hAnsi="Consolas" w:cs="Consolas"/>
+          <w:sz w:val="17"/>
+        </w:rPr>
+        <w:t xml:space="preserve">import { api } from "./config.js";    // 브라우저에서 직접 쓸 때</w:t>
+      </w:r>
+    </w:p>
+    <w:p>
+      <w:pPr>
+        <w:pBdr>
+          <w:left w:val="single" w:sz="12" w:space="6" w:color="B7C3D4"/>
+        </w:pBdr>
+        <w:shd w:val="clear" w:color="auto" w:fill="F2F4F7"/>
+        <w:spacing w:line="250" w:lineRule="auto"/>
+        <w:ind w:left="180" w:right="180"/>
+      </w:pPr>
+      <w:r>
+        <w:rPr>
+          <w:rFonts w:ascii="Consolas" w:eastAsia="Consolas" w:hAnsi="Consolas" w:cs="Consolas"/>
+          <w:sz w:val="17"/>
+        </w:rPr>
+        <w:t xml:space="preserve">import { api } from "./config";      // 오류 — 확장자가 없다</w:t>
+      </w:r>
+    </w:p>
+    <w:p>
+      <w:pPr>
+        <w:pBdr>
+          <w:left w:val="single" w:sz="12" w:space="6" w:color="B7C3D4"/>
+        </w:pBdr>
+        <w:shd w:val="clear" w:color="auto" w:fill="F2F4F7"/>
+        <w:spacing w:after="120" w:line="250" w:lineRule="auto"/>
+        <w:ind w:left="180" w:right="180"/>
+      </w:pPr>
+      <w:r>
+        <w:rPr>
+          <w:rFonts w:ascii="Consolas" w:eastAsia="Consolas" w:hAnsi="Consolas" w:cs="Consolas"/>
+          <w:sz w:val="17"/>
+        </w:rPr>
+        <w:t xml:space="preserve">import { api } from "config";        // 오류 — ./ 가 없다</w:t>
+      </w:r>
+    </w:p>
+    <w:p>
+      <w:pPr>
+        <w:pBdr>
+          <w:left w:val="single" w:sz="20" w:space="8" w:color="E8A33D"/>
+        </w:pBdr>
+        <w:shd w:val="clear" w:color="auto" w:fill="FFF4E5"/>
+        <w:spacing w:before="160" w:after="160" w:line="290" w:lineRule="auto"/>
+        <w:ind w:left="150" w:right="150"/>
+      </w:pPr>
+      <w:r>
+        <w:rPr>
+          <w:b/>
+          <w:color w:val="9C5700"/>
           <w:sz w:val="19"/>
-          <w:szCs w:val="19"/>
-          <w:rtl w:val="0"/>
-        </w:rPr>
-        <w:t xml:space="preserve">■ 자주 나는 오류   </w:t>
+        </w:rPr>
+        <w:t xml:space="preserve">■ 알아두기   </w:t>
       </w:r>
       <w:r>
         <w:rPr>
           <w:color w:val="333333"/>
           <w:sz w:val="19"/>
-          <w:szCs w:val="19"/>
-          <w:rtl w:val="0"/>
-        </w:rPr>
-        <w:t xml:space="preserve">Cannot use import statement outside a module → type="module" 이 빠졌습니다.</w:t>
-      </w:r>
-      <w:r>
-        <w:rPr>
-          <w:rtl w:val="0"/>
-        </w:rPr>
-      </w:r>
-    </w:p>
-    <w:p>
-      <w:pPr>
-        <w:pBdr>
-          <w:left w:color="c0504d" w:space="8" w:sz="20" w:val="single"/>
-        </w:pBdr>
-        <w:shd w:fill="fceaea" w:val="clear"/>
-        <w:spacing w:after="40" w:line="290" w:lineRule="auto"/>
-        <w:ind w:left="150" w:right="150" w:firstLine="0"/>
-        <w:rPr/>
-      </w:pPr>
+        </w:rPr>
+        <w:t>type="module" 을 모르는 아주 오래된 브라우저를 위해 nomodule 이라는 짝이 있습니다. 모듈을 아는 브라우저는 nomodule 이 붙은 script 를 건너뛰고, 모르는 브라우저는 type="module" 을 알 수 없는 타입으로 보고 건너뜁니다. 요즘 브라우저만 대상으로 한다면 쓸 일이 없습니다.</w:t>
+      </w:r>
+    </w:p>
+    <w:p>
+      <w:pPr>
+        <w:pBdr>
+          <w:left w:val="single" w:sz="12" w:space="6" w:color="B7C3D4"/>
+        </w:pBdr>
+        <w:shd w:val="clear" w:color="auto" w:fill="F2F4F7"/>
+        <w:spacing w:before="120" w:line="250" w:lineRule="auto"/>
+        <w:ind w:left="180" w:right="180"/>
+      </w:pPr>
+      <w:r>
+        <w:rPr>
+          <w:rFonts w:ascii="Consolas" w:eastAsia="Consolas" w:hAnsi="Consolas" w:cs="Consolas"/>
+          <w:sz w:val="17"/>
+        </w:rPr>
+        <w:t xml:space="preserve">&lt;script type="module" src="js/main.js"&gt;&lt;/script&gt;</w:t>
+      </w:r>
+    </w:p>
+    <w:p>
+      <w:pPr>
+        <w:pBdr>
+          <w:left w:val="single" w:sz="12" w:space="6" w:color="B7C3D4"/>
+        </w:pBdr>
+        <w:shd w:val="clear" w:color="auto" w:fill="F2F4F7"/>
+        <w:spacing w:after="120" w:line="250" w:lineRule="auto"/>
+        <w:ind w:left="180" w:right="180"/>
+      </w:pPr>
+      <w:r>
+        <w:rPr>
+          <w:rFonts w:ascii="Consolas" w:eastAsia="Consolas" w:hAnsi="Consolas" w:cs="Consolas"/>
+          <w:sz w:val="17"/>
+        </w:rPr>
+        <w:t xml:space="preserve">&lt;script nomodule src="js/legacy.js"&gt;&lt;/script&gt;</w:t>
+      </w:r>
+    </w:p>
+    <w:p>
+      <w:pPr>
+        <w:pBdr>
+          <w:left w:val="single" w:sz="20" w:space="8" w:color="C0504D"/>
+        </w:pBdr>
+        <w:shd w:val="clear" w:color="auto" w:fill="FCEAEA"/>
+        <w:spacing w:before="160" w:after="40" w:line="290" w:lineRule="auto"/>
+        <w:ind w:left="150" w:right="150"/>
+      </w:pPr>
+      <w:r>
+        <w:rPr>
+          <w:b/>
+          <w:color w:val="9C2D2D"/>
+          <w:sz w:val="19"/>
+        </w:rPr>
+        <w:t xml:space="preserve">■ 자주 나는 오류   </w:t>
+      </w:r>
       <w:r>
         <w:rPr>
           <w:color w:val="333333"/>
           <w:sz w:val="19"/>
-          <w:szCs w:val="19"/>
-          <w:rtl w:val="0"/>
-        </w:rPr>
-        <w:t xml:space="preserve">Failed to resolve module specifier → 경로에 ./ 를 붙이지 않았습니다. 브라우저에서 직접 쓸 때는 확장자(.js)까지 적어야 합니다.</w:t>
-      </w:r>
-      <w:r>
-        <w:rPr>
-          <w:rtl w:val="0"/>
-        </w:rPr>
-      </w:r>
-    </w:p>
-    <w:p>
-      <w:pPr>
-        <w:pBdr>
-          <w:left w:color="c0504d" w:space="8" w:sz="20" w:val="single"/>
-        </w:pBdr>
-        <w:shd w:fill="fceaea" w:val="clear"/>
-        <w:spacing w:after="160" w:line="290" w:lineRule="auto"/>
-        <w:ind w:left="150" w:right="150" w:firstLine="0"/>
-        <w:rPr/>
+        </w:rPr>
+        <w:t>Cannot use import statement outside a module → type="module" 이 빠졌습니다.</w:t>
+      </w:r>
+    </w:p>
+    <w:p>
+      <w:pPr>
+        <w:pBdr>
+          <w:left w:val="single" w:sz="20" w:space="8" w:color="C0504D"/>
+        </w:pBdr>
+        <w:shd w:val="clear" w:color="auto" w:fill="FCEAEA"/>
+        <w:spacing w:before="0" w:after="40" w:line="290" w:lineRule="auto"/>
+        <w:ind w:left="150" w:right="150"/>
       </w:pPr>
       <w:r>
         <w:rPr>
           <w:color w:val="333333"/>
           <w:sz w:val="19"/>
-          <w:szCs w:val="19"/>
-          <w:rtl w:val="0"/>
-        </w:rPr>
-        <w:t xml:space="preserve">CORS 정책 오류 → 파일을 file:// 로 열었습니다. 모듈은 http:// 로 열어야 하므로 개발 서버(9장)를 쓰세요.</w:t>
-      </w:r>
-      <w:r>
-        <w:rPr>
-          <w:rtl w:val="0"/>
-        </w:rPr>
+        </w:rPr>
+        <w:t>Failed to resolve module specifier → 경로에 ./ 를 붙이지 않았습니다. 브라우저에서 직접 쓸 때는 확장자(.js)까지 적어야 합니다.</w:t>
+      </w:r>
+    </w:p>
+    <w:p>
+      <w:pPr>
+        <w:pBdr>
+          <w:left w:val="single" w:sz="20" w:space="8" w:color="C0504D"/>
+        </w:pBdr>
+        <w:shd w:val="clear" w:color="auto" w:fill="FCEAEA"/>
+        <w:spacing w:before="0" w:after="40" w:line="290" w:lineRule="auto"/>
+        <w:ind w:left="150" w:right="150"/>
+      </w:pPr>
+      <w:r>
+        <w:rPr>
+          <w:color w:val="333333"/>
+          <w:sz w:val="19"/>
+        </w:rPr>
+        <w:t>CORS 정책 오류 → 파일을 file:// 로 열었습니다. 모듈은 http:// 로 열어야 하므로 개발 서버(9장)를 쓰세요.</w:t>
+      </w:r>
+    </w:p>
+    <w:p>
+      <w:pPr>
+        <w:pBdr>
+          <w:left w:val="single" w:sz="20" w:space="8" w:color="C0504D"/>
+        </w:pBdr>
+        <w:shd w:val="clear" w:color="auto" w:fill="FCEAEA"/>
+        <w:spacing w:before="0" w:after="160" w:line="290" w:lineRule="auto"/>
+        <w:ind w:left="150" w:right="150"/>
+      </w:pPr>
+      <w:r>
+        <w:rPr>
+          <w:color w:val="333333"/>
+          <w:sz w:val="19"/>
+        </w:rPr>
+        <w:t>onclick="hello()" 가 hello is not defined → 모듈 안의 함수는 window 에 없습니다. addEventListener 로 연결하거나, 임시로 window.hello = hello 처럼 직접 올려야 합니다.</w:t>
+      </w:r>
+    </w:p>
+    <w:p>
+      <w:pPr>
+        <w:pBdr>
+          <w:left w:val="single" w:sz="20" w:space="8" w:color="2E75B6"/>
+        </w:pBdr>
+        <w:shd w:val="clear" w:color="auto" w:fill="E5F0F8"/>
+        <w:spacing w:before="160" w:after="40" w:line="290" w:lineRule="auto"/>
+        <w:ind w:left="150" w:right="150"/>
+      </w:pPr>
+      <w:r>
+        <w:rPr>
+          <w:b/>
+          <w:color w:val="1F4E79"/>
+          <w:sz w:val="19"/>
+        </w:rPr>
+        <w:t xml:space="preserve">■ 확인하기   </w:t>
+      </w:r>
+      <w:r>
+        <w:rPr>
+          <w:color w:val="333333"/>
+          <w:sz w:val="19"/>
+        </w:rPr>
+        <w:t>type="module" 을 붙였을 때와 붙이지 않았을 때 무엇이 달라지는지 세 가지 이상 말할 수 있다.</w:t>
+      </w:r>
+    </w:p>
+    <w:p>
+      <w:pPr>
+        <w:pBdr>
+          <w:left w:val="single" w:sz="20" w:space="8" w:color="2E75B6"/>
+        </w:pBdr>
+        <w:shd w:val="clear" w:color="auto" w:fill="E5F0F8"/>
+        <w:spacing w:before="0" w:after="40" w:line="290" w:lineRule="auto"/>
+        <w:ind w:left="150" w:right="150"/>
+      </w:pPr>
+      <w:r>
+        <w:rPr>
+          <w:color w:val="333333"/>
+          <w:sz w:val="19"/>
+        </w:rPr>
+        <w:t>모듈 안의 함수를 onclick 으로 부를 수 없는 까닭을 설명할 수 있다.</w:t>
+      </w:r>
+    </w:p>
+    <w:p>
+      <w:pPr>
+        <w:pBdr>
+          <w:left w:val="single" w:sz="20" w:space="8" w:color="2E75B6"/>
+        </w:pBdr>
+        <w:shd w:val="clear" w:color="auto" w:fill="E5F0F8"/>
+        <w:spacing w:before="0" w:after="160" w:line="290" w:lineRule="auto"/>
+        <w:ind w:left="150" w:right="150"/>
+      </w:pPr>
+      <w:r>
+        <w:rPr>
+          <w:color w:val="333333"/>
+          <w:sz w:val="19"/>
+        </w:rPr>
+        <w:t>head 에 둔 script 가 모듈일 때 getElementById 가 null 이 아닌 까닭을 설명할 수 있다.</w:t>
       </w:r>
     </w:p>
     <w:p>
